--- a/fuentes/631104_CF01_CFA.docx
+++ b/fuentes/631104_CF01_CFA.docx
@@ -591,21 +591,7 @@
                 <w:rStyle w:val="Hipervnculo"/>
                 <w:noProof/>
               </w:rPr>
-              <w:t>Introdu</w:t>
-            </w:r>
-            <w:r>
-              <w:rPr>
-                <w:rStyle w:val="Hipervnculo"/>
-                <w:noProof/>
-              </w:rPr>
-              <w:t>c</w:t>
-            </w:r>
-            <w:r>
-              <w:rPr>
-                <w:rStyle w:val="Hipervnculo"/>
-                <w:noProof/>
-              </w:rPr>
-              <w:t>ción</w:t>
+              <w:t>Introducción</w:t>
             </w:r>
             <w:r>
               <w:rPr>
@@ -1904,7 +1890,7 @@
           <w:noProof/>
         </w:rPr>
         <w:drawing>
-          <wp:inline distT="0" distB="0" distL="0" distR="0" wp14:anchorId="5BA76D42" wp14:editId="6498DF2B">
+          <wp:inline distT="0" distB="0" distL="0" distR="0" wp14:anchorId="5BA76D42" wp14:editId="5801FF7A">
             <wp:extent cx="4680000" cy="2632500"/>
             <wp:effectExtent l="0" t="0" r="6350" b="0"/>
             <wp:docPr id="2" name="Imagen 2">
@@ -2215,7 +2201,7 @@
           <w:noProof/>
         </w:rPr>
         <w:drawing>
-          <wp:inline distT="0" distB="0" distL="0" distR="0" wp14:anchorId="4422BBA7" wp14:editId="7761236C">
+          <wp:inline distT="0" distB="0" distL="0" distR="0" wp14:anchorId="4422BBA7" wp14:editId="7190B879">
             <wp:extent cx="4680000" cy="2632500"/>
             <wp:effectExtent l="0" t="0" r="6350" b="0"/>
             <wp:docPr id="411321818" name="Imagen 411321818">
@@ -4881,7 +4867,7 @@
           <w:noProof/>
         </w:rPr>
         <w:drawing>
-          <wp:inline distT="0" distB="0" distL="0" distR="0" wp14:anchorId="20AD0D36" wp14:editId="14FE35C3">
+          <wp:inline distT="0" distB="0" distL="0" distR="0" wp14:anchorId="20AD0D36" wp14:editId="63273107">
             <wp:extent cx="4680000" cy="2632499"/>
             <wp:effectExtent l="0" t="0" r="6350" b="0"/>
             <wp:docPr id="474155184" name="Imagen 474155184">
@@ -13883,7 +13869,7 @@
               </w:rPr>
             </w:pPr>
             <w:r>
-              <w:t>Laura Daniela Burgos Rueda</w:t>
+              <w:t>Luis Gabriel Urueta Álvarez</w:t>
             </w:r>
           </w:p>
         </w:tc>
@@ -13900,13 +13886,7 @@
               </w:rPr>
             </w:pPr>
             <w:r>
-              <w:t>Evaluador</w:t>
-            </w:r>
-            <w:r>
-              <w:t>a</w:t>
-            </w:r>
-            <w:r>
-              <w:t xml:space="preserve"> de contenidos inclusivos y accesibles </w:t>
+              <w:t xml:space="preserve">Validador y vinculador de recursos digitales </w:t>
             </w:r>
           </w:p>
         </w:tc>
@@ -13945,60 +13925,7 @@
               </w:rPr>
             </w:pPr>
             <w:r>
-              <w:t>Jonathan Adié Villafañe</w:t>
-            </w:r>
-          </w:p>
-        </w:tc>
-        <w:tc>
-          <w:tcPr>
-            <w:tcW w:w="3261" w:type="dxa"/>
-          </w:tcPr>
-          <w:p>
-            <w:pPr>
-              <w:pStyle w:val="TextoTablas"/>
-              <w:rPr>
-                <w:rFonts w:cs="Calibri"/>
-                <w:szCs w:val="24"/>
-              </w:rPr>
-            </w:pPr>
-            <w:r>
-              <w:t xml:space="preserve">Validador y vinculador de recursos digitales </w:t>
-            </w:r>
-          </w:p>
-        </w:tc>
-        <w:tc>
-          <w:tcPr>
-            <w:tcW w:w="3969" w:type="dxa"/>
-          </w:tcPr>
-          <w:p>
-            <w:pPr>
-              <w:pStyle w:val="TextoTablas"/>
-              <w:rPr>
-                <w:rFonts w:cs="Calibri"/>
-                <w:szCs w:val="24"/>
-              </w:rPr>
-            </w:pPr>
-            <w:r>
-              <w:t>Centro de Comercio y Servicios – Regional Atlántico</w:t>
-            </w:r>
-          </w:p>
-        </w:tc>
-      </w:tr>
-      <w:tr>
-        <w:tc>
-          <w:tcPr>
-            <w:tcW w:w="2830" w:type="dxa"/>
-          </w:tcPr>
-          <w:p>
-            <w:pPr>
-              <w:pStyle w:val="TextoTablas"/>
-              <w:rPr>
-                <w:rFonts w:cs="Calibri"/>
-                <w:szCs w:val="24"/>
-              </w:rPr>
-            </w:pPr>
-            <w:r>
-              <w:t>Karine Isabel Ospino Fritz</w:t>
+              <w:t>Laura Daniela Burgos Rueda</w:t>
             </w:r>
           </w:p>
         </w:tc>
@@ -21530,7 +21457,12 @@
 </file>
 
 <file path=customXml/item2.xml><?xml version="1.0" encoding="utf-8"?>
-<b:Sources xmlns:b="http://schemas.openxmlformats.org/officeDocument/2006/bibliography" xmlns="http://schemas.openxmlformats.org/officeDocument/2006/bibliography" SelectedStyle="\APASixthEditionOfficeOnline.xsl" StyleName="APA" Version="6"/>
+<?mso-contentType ?>
+<FormTemplates xmlns="http://schemas.microsoft.com/sharepoint/v3/contenttype/forms">
+  <Display>DocumentLibraryForm</Display>
+  <Edit>DocumentLibraryForm</Edit>
+  <New>DocumentLibraryForm</New>
+</FormTemplates>
 </file>
 
 <file path=customXml/item3.xml><?xml version="1.0" encoding="utf-8"?>
@@ -21545,12 +21477,7 @@
 </file>
 
 <file path=customXml/item4.xml><?xml version="1.0" encoding="utf-8"?>
-<?mso-contentType ?>
-<FormTemplates xmlns="http://schemas.microsoft.com/sharepoint/v3/contenttype/forms">
-  <Display>DocumentLibraryForm</Display>
-  <Edit>DocumentLibraryForm</Edit>
-  <New>DocumentLibraryForm</New>
-</FormTemplates>
+<b:Sources xmlns:b="http://schemas.openxmlformats.org/officeDocument/2006/bibliography" xmlns="http://schemas.openxmlformats.org/officeDocument/2006/bibliography" SelectedStyle="\APASixthEditionOfficeOnline.xsl" StyleName="APA" Version="6"/>
 </file>
 
 <file path=customXml/itemProps1.xml><?xml version="1.0" encoding="utf-8"?>
@@ -21573,9 +21500,9 @@
 </file>
 
 <file path=customXml/itemProps2.xml><?xml version="1.0" encoding="utf-8"?>
-<ds:datastoreItem xmlns:ds="http://schemas.openxmlformats.org/officeDocument/2006/customXml" ds:itemID="{E8AB44A3-7C62-4BD2-82ED-8ABC209970FA}">
+<ds:datastoreItem xmlns:ds="http://schemas.openxmlformats.org/officeDocument/2006/customXml" ds:itemID="{81CBDEC1-3B00-44ED-AD36-0268077980BA}">
   <ds:schemaRefs>
-    <ds:schemaRef ds:uri="http://schemas.openxmlformats.org/officeDocument/2006/bibliography"/>
+    <ds:schemaRef ds:uri="http://schemas.microsoft.com/sharepoint/v3/contenttype/forms"/>
   </ds:schemaRefs>
 </ds:datastoreItem>
 </file>
@@ -21592,9 +21519,9 @@
 </file>
 
 <file path=customXml/itemProps4.xml><?xml version="1.0" encoding="utf-8"?>
-<ds:datastoreItem xmlns:ds="http://schemas.openxmlformats.org/officeDocument/2006/customXml" ds:itemID="{81CBDEC1-3B00-44ED-AD36-0268077980BA}">
+<ds:datastoreItem xmlns:ds="http://schemas.openxmlformats.org/officeDocument/2006/customXml" ds:itemID="{E8AB44A3-7C62-4BD2-82ED-8ABC209970FA}">
   <ds:schemaRefs>
-    <ds:schemaRef ds:uri="http://schemas.microsoft.com/sharepoint/v3/contenttype/forms"/>
+    <ds:schemaRef ds:uri="http://schemas.openxmlformats.org/officeDocument/2006/bibliography"/>
   </ds:schemaRefs>
 </ds:datastoreItem>
 </file>
--- a/fuentes/631104_CF01_CFA.docx
+++ b/fuentes/631104_CF01_CFA.docx
@@ -1890,7 +1890,7 @@
           <w:noProof/>
         </w:rPr>
         <w:drawing>
-          <wp:inline distT="0" distB="0" distL="0" distR="0" wp14:anchorId="5BA76D42" wp14:editId="5801FF7A">
+          <wp:inline distT="0" distB="0" distL="0" distR="0" wp14:anchorId="5BA76D42" wp14:editId="38212E49">
             <wp:extent cx="4680000" cy="2632500"/>
             <wp:effectExtent l="0" t="0" r="6350" b="0"/>
             <wp:docPr id="2" name="Imagen 2">
@@ -2201,7 +2201,7 @@
           <w:noProof/>
         </w:rPr>
         <w:drawing>
-          <wp:inline distT="0" distB="0" distL="0" distR="0" wp14:anchorId="4422BBA7" wp14:editId="7190B879">
+          <wp:inline distT="0" distB="0" distL="0" distR="0" wp14:anchorId="4422BBA7" wp14:editId="763DB3A1">
             <wp:extent cx="4680000" cy="2632500"/>
             <wp:effectExtent l="0" t="0" r="6350" b="0"/>
             <wp:docPr id="411321818" name="Imagen 411321818">
@@ -4867,7 +4867,7 @@
           <w:noProof/>
         </w:rPr>
         <w:drawing>
-          <wp:inline distT="0" distB="0" distL="0" distR="0" wp14:anchorId="20AD0D36" wp14:editId="63273107">
+          <wp:inline distT="0" distB="0" distL="0" distR="0" wp14:anchorId="20AD0D36" wp14:editId="3D76162E">
             <wp:extent cx="4680000" cy="2632499"/>
             <wp:effectExtent l="0" t="0" r="6350" b="0"/>
             <wp:docPr id="474155184" name="Imagen 474155184">
@@ -8788,12 +8788,21 @@
                 <w:lang w:val="es-419" w:eastAsia="es-CO"/>
               </w:rPr>
             </w:pPr>
+            <w:proofErr w:type="spellStart"/>
             <w:r>
               <w:rPr>
                 <w:b/>
                 <w:bCs/>
               </w:rPr>
-              <w:t>FEFO (</w:t>
+              <w:t>FEFO</w:t>
+            </w:r>
+            <w:proofErr w:type="spellEnd"/>
+            <w:r>
+              <w:rPr>
+                <w:b/>
+                <w:bCs/>
+              </w:rPr>
+              <w:t> (</w:t>
             </w:r>
             <w:r>
               <w:rPr>
@@ -8801,7 +8810,7 @@
                 <w:b/>
                 <w:bCs/>
               </w:rPr>
-              <w:t>Firs expires first out</w:t>
+              <w:t>First Expires First Out</w:t>
             </w:r>
             <w:r>
               <w:rPr>
@@ -12743,32 +12752,16 @@
       </w:r>
       <w:proofErr w:type="spellEnd"/>
       <w:r>
-        <w:t xml:space="preserve">, S. (2017). </w:t>
-      </w:r>
-      <w:proofErr w:type="spellStart"/>
-      <w:r>
-        <w:t>Gestion</w:t>
-      </w:r>
-      <w:proofErr w:type="spellEnd"/>
-      <w:r>
-        <w:t xml:space="preserve"> de operaciones de almacenaje. </w:t>
-      </w:r>
-      <w:proofErr w:type="spellStart"/>
-      <w:r>
-        <w:t>Barcelonaón</w:t>
-      </w:r>
-      <w:proofErr w:type="spellEnd"/>
-      <w:r>
-        <w:t xml:space="preserve"> de operaciones de almacenaje. Barcelona: Marge </w:t>
-      </w:r>
-      <w:r>
-        <w:rPr>
-          <w:rStyle w:val="Extranjerismo"/>
-        </w:rPr>
-        <w:t>Books</w:t>
-      </w:r>
-      <w:r>
-        <w:t xml:space="preserve">. Disponible en: </w:t>
+        <w:t>, S. (2017). Gestión de operaciones de almacenaje. Barcelona: Marge Books.</w:t>
+      </w:r>
+      <w:r>
+        <w:t xml:space="preserve"> </w:t>
+      </w:r>
+      <w:r>
+        <w:t>Disponible en:</w:t>
+      </w:r>
+      <w:r>
+        <w:t xml:space="preserve"> </w:t>
       </w:r>
       <w:hyperlink r:id="rId23" w:history="1">
         <w:r>
@@ -21222,6 +21215,15 @@
 </file>
 
 <file path=customXml/item1.xml><?xml version="1.0" encoding="utf-8"?>
+<?mso-contentType ?>
+<FormTemplates xmlns="http://schemas.microsoft.com/sharepoint/v3/contenttype/forms">
+  <Display>DocumentLibraryForm</Display>
+  <Edit>DocumentLibraryForm</Edit>
+  <New>DocumentLibraryForm</New>
+</FormTemplates>
+</file>
+
+<file path=customXml/item2.xml><?xml version="1.0" encoding="utf-8"?>
 <ct:contentTypeSchema xmlns:ct="http://schemas.microsoft.com/office/2006/metadata/contentType" xmlns:ma="http://schemas.microsoft.com/office/2006/metadata/properties/metaAttributes" ct:_="" ma:_="" ma:contentTypeName="Documento" ma:contentTypeID="0x0101006A81D6BD42E8DF4C91013959704817E1" ma:contentTypeVersion="15" ma:contentTypeDescription="Crear nuevo documento." ma:contentTypeScope="" ma:versionID="bf4f72ffd194f0963ff564daca6869f7">
   <xsd:schema xmlns:xsd="http://www.w3.org/2001/XMLSchema" xmlns:xs="http://www.w3.org/2001/XMLSchema" xmlns:p="http://schemas.microsoft.com/office/2006/metadata/properties" xmlns:ns2="13c90a0b-73bc-4dc0-be5f-28d77b615beb" xmlns:ns3="13c93bba-48ce-428c-bfe5-88b42c19b028" targetNamespace="http://schemas.microsoft.com/office/2006/metadata/properties" ma:root="true" ma:fieldsID="8718d6f4873a5b1392a45044efa78385" ns2:_="" ns3:_="">
     <xsd:import namespace="13c90a0b-73bc-4dc0-be5f-28d77b615beb"/>
@@ -21456,16 +21458,11 @@
 </ct:contentTypeSchema>
 </file>
 
-<file path=customXml/item2.xml><?xml version="1.0" encoding="utf-8"?>
-<?mso-contentType ?>
-<FormTemplates xmlns="http://schemas.microsoft.com/sharepoint/v3/contenttype/forms">
-  <Display>DocumentLibraryForm</Display>
-  <Edit>DocumentLibraryForm</Edit>
-  <New>DocumentLibraryForm</New>
-</FormTemplates>
+<file path=customXml/item3.xml><?xml version="1.0" encoding="utf-8"?>
+<b:Sources xmlns:b="http://schemas.openxmlformats.org/officeDocument/2006/bibliography" xmlns="http://schemas.openxmlformats.org/officeDocument/2006/bibliography" SelectedStyle="\APASixthEditionOfficeOnline.xsl" StyleName="APA" Version="6"/>
 </file>
 
-<file path=customXml/item3.xml><?xml version="1.0" encoding="utf-8"?>
+<file path=customXml/item4.xml><?xml version="1.0" encoding="utf-8"?>
 <p:properties xmlns:p="http://schemas.microsoft.com/office/2006/metadata/properties" xmlns:xsi="http://www.w3.org/2001/XMLSchema-instance" xmlns:pc="http://schemas.microsoft.com/office/infopath/2007/PartnerControls">
   <documentManagement>
     <TaxCatchAll xmlns="13c90a0b-73bc-4dc0-be5f-28d77b615beb" xsi:nil="true"/>
@@ -21476,11 +21473,15 @@
 </p:properties>
 </file>
 
-<file path=customXml/item4.xml><?xml version="1.0" encoding="utf-8"?>
-<b:Sources xmlns:b="http://schemas.openxmlformats.org/officeDocument/2006/bibliography" xmlns="http://schemas.openxmlformats.org/officeDocument/2006/bibliography" SelectedStyle="\APASixthEditionOfficeOnline.xsl" StyleName="APA" Version="6"/>
+<file path=customXml/itemProps1.xml><?xml version="1.0" encoding="utf-8"?>
+<ds:datastoreItem xmlns:ds="http://schemas.openxmlformats.org/officeDocument/2006/customXml" ds:itemID="{81CBDEC1-3B00-44ED-AD36-0268077980BA}">
+  <ds:schemaRefs>
+    <ds:schemaRef ds:uri="http://schemas.microsoft.com/sharepoint/v3/contenttype/forms"/>
+  </ds:schemaRefs>
+</ds:datastoreItem>
 </file>
 
-<file path=customXml/itemProps1.xml><?xml version="1.0" encoding="utf-8"?>
+<file path=customXml/itemProps2.xml><?xml version="1.0" encoding="utf-8"?>
 <ds:datastoreItem xmlns:ds="http://schemas.openxmlformats.org/officeDocument/2006/customXml" ds:itemID="{661EDC07-B76E-49E9-BA1F-54DEE964AFA1}">
   <ds:schemaRefs>
     <ds:schemaRef ds:uri="http://schemas.microsoft.com/office/2006/metadata/contentType"/>
@@ -21499,15 +21500,15 @@
 </ds:datastoreItem>
 </file>
 
-<file path=customXml/itemProps2.xml><?xml version="1.0" encoding="utf-8"?>
-<ds:datastoreItem xmlns:ds="http://schemas.openxmlformats.org/officeDocument/2006/customXml" ds:itemID="{81CBDEC1-3B00-44ED-AD36-0268077980BA}">
+<file path=customXml/itemProps3.xml><?xml version="1.0" encoding="utf-8"?>
+<ds:datastoreItem xmlns:ds="http://schemas.openxmlformats.org/officeDocument/2006/customXml" ds:itemID="{E8AB44A3-7C62-4BD2-82ED-8ABC209970FA}">
   <ds:schemaRefs>
-    <ds:schemaRef ds:uri="http://schemas.microsoft.com/sharepoint/v3/contenttype/forms"/>
+    <ds:schemaRef ds:uri="http://schemas.openxmlformats.org/officeDocument/2006/bibliography"/>
   </ds:schemaRefs>
 </ds:datastoreItem>
 </file>
 
-<file path=customXml/itemProps3.xml><?xml version="1.0" encoding="utf-8"?>
+<file path=customXml/itemProps4.xml><?xml version="1.0" encoding="utf-8"?>
 <ds:datastoreItem xmlns:ds="http://schemas.openxmlformats.org/officeDocument/2006/customXml" ds:itemID="{1145D752-ACC1-45E1-AB53-0C756F67FC7F}">
   <ds:schemaRefs>
     <ds:schemaRef ds:uri="http://schemas.microsoft.com/office/2006/metadata/properties"/>
@@ -21516,12 +21517,4 @@
     <ds:schemaRef ds:uri="13c93bba-48ce-428c-bfe5-88b42c19b028"/>
   </ds:schemaRefs>
 </ds:datastoreItem>
-</file>
-
-<file path=customXml/itemProps4.xml><?xml version="1.0" encoding="utf-8"?>
-<ds:datastoreItem xmlns:ds="http://schemas.openxmlformats.org/officeDocument/2006/customXml" ds:itemID="{E8AB44A3-7C62-4BD2-82ED-8ABC209970FA}">
-  <ds:schemaRefs>
-    <ds:schemaRef ds:uri="http://schemas.openxmlformats.org/officeDocument/2006/bibliography"/>
-  </ds:schemaRefs>
-</ds:datastoreItem>
 </file>